--- a/Electrotecnia/Capítulo 11 Capacitores.docx
+++ b/Electrotecnia/Capítulo 11 Capacitores.docx
@@ -8,8 +8,6 @@
           <w:lang w:val="es-ES"/>
         </w:rPr>
       </w:pPr>
-      <w:bookmarkStart w:id="0" w:name="_GoBack"/>
-      <w:bookmarkEnd w:id="0"/>
       <w:r>
         <w:rPr>
           <w:lang w:val="es-ES"/>
@@ -367,7 +365,21 @@
         <w:rPr>
           <w:lang w:val="es-ES"/>
         </w:rPr>
-        <w:t xml:space="preserve">IMPORTANTE: Conectar un capacitor electrolítico en la polaridad incorrecta puede hacer que este </w:t>
+        <w:t xml:space="preserve">IMPORTANTE: Conectar un capacitor electrolítico en la polaridad incorrecta puede hacer que </w:t>
+      </w:r>
+      <w:proofErr w:type="gramStart"/>
+      <w:r>
+        <w:rPr>
+          <w:lang w:val="es-ES"/>
+        </w:rPr>
+        <w:t>este</w:t>
+      </w:r>
+      <w:proofErr w:type="gramEnd"/>
+      <w:r>
+        <w:rPr>
+          <w:lang w:val="es-ES"/>
+        </w:rPr>
+        <w:t xml:space="preserve"> </w:t>
       </w:r>
       <w:r>
         <w:rPr>
@@ -815,7 +827,23 @@
           <w:rFonts w:eastAsiaTheme="minorEastAsia"/>
           <w:lang w:val="es-ES"/>
         </w:rPr>
-        <w:t>C: Capacidad    Q:  Carga    U:Diferencia de potencial en los terminales del capacitor.</w:t>
+        <w:t>C: Capacidad    Q</w:t>
+      </w:r>
+      <w:proofErr w:type="gramStart"/>
+      <w:r>
+        <w:rPr>
+          <w:rFonts w:eastAsiaTheme="minorEastAsia"/>
+          <w:lang w:val="es-ES"/>
+        </w:rPr>
+        <w:t>:  Carga</w:t>
+      </w:r>
+      <w:proofErr w:type="gramEnd"/>
+      <w:r>
+        <w:rPr>
+          <w:rFonts w:eastAsiaTheme="minorEastAsia"/>
+          <w:lang w:val="es-ES"/>
+        </w:rPr>
+        <w:t xml:space="preserve">    U:Diferencia de potencial en los terminales del capacitor.</w:t>
       </w:r>
     </w:p>
     <w:p>
@@ -958,15 +986,22 @@
         <w:rPr>
           <w:lang w:val="es-ES"/>
         </w:rPr>
-        <w:t>F: Faradio (capacitancia)   C: Coulomb (carga)  V:Voltio (diferencia de potencial)</w:t>
-      </w:r>
-    </w:p>
-    <w:p>
-      <w:pPr>
-        <w:rPr>
-          <w:lang w:val="es-ES"/>
-        </w:rPr>
-      </w:pPr>
+        <w:t>F: Faradio (capacitancia)   C: Coulomb (carga)  V</w:t>
+      </w:r>
+      <w:proofErr w:type="gramStart"/>
+      <w:r>
+        <w:rPr>
+          <w:lang w:val="es-ES"/>
+        </w:rPr>
+        <w:t>:Voltio</w:t>
+      </w:r>
+      <w:proofErr w:type="gramEnd"/>
+      <w:r>
+        <w:rPr>
+          <w:lang w:val="es-ES"/>
+        </w:rPr>
+        <w:t xml:space="preserve"> (diferencia de potencial)</w:t>
+      </w:r>
     </w:p>
     <w:p>
       <w:pPr>
@@ -981,13 +1016,6 @@
         </w:rPr>
         <w:t>Cálculo de capacitancia de un capacitor de placas paralelas.</w:t>
       </w:r>
-    </w:p>
-    <w:p>
-      <w:pPr>
-        <w:rPr>
-          <w:lang w:val="es-ES"/>
-        </w:rPr>
-      </w:pPr>
     </w:p>
     <w:p>
       <w:pPr>
@@ -1060,29 +1088,1990 @@
         <w:rPr>
           <w:lang w:val="es-ES"/>
         </w:rPr>
-        <w:t>La capacidad particular de un capacitor de placas paralelas:</w:t>
-      </w:r>
-    </w:p>
-    <w:p>
-      <w:pPr>
-        <w:rPr>
-          <w:lang w:val="es-ES"/>
-        </w:rPr>
-      </w:pPr>
-    </w:p>
-    <w:p>
-      <w:pPr>
-        <w:rPr>
-          <w:lang w:val="es-ES"/>
-        </w:rPr>
-      </w:pPr>
-    </w:p>
-    <w:p>
-      <w:pPr>
-        <w:rPr>
-          <w:lang w:val="es-ES"/>
-        </w:rPr>
-      </w:pPr>
+        <w:t>La capacidad particular de un capacitor de placas paralelas</w:t>
+      </w:r>
+      <w:r>
+        <w:rPr>
+          <w:lang w:val="es-ES"/>
+        </w:rPr>
+        <w:t xml:space="preserve"> es</w:t>
+      </w:r>
+      <w:r>
+        <w:rPr>
+          <w:lang w:val="es-ES"/>
+        </w:rPr>
+        <w:t>:</w:t>
+      </w:r>
+    </w:p>
+    <w:p>
+      <w:pPr>
+        <w:rPr>
+          <w:rFonts w:eastAsiaTheme="minorEastAsia"/>
+          <w:lang w:val="es-ES"/>
+        </w:rPr>
+      </w:pPr>
+      <m:oMathPara>
+        <m:oMath>
+          <m:r>
+            <w:rPr>
+              <w:rFonts w:ascii="Cambria Math" w:hAnsi="Cambria Math"/>
+              <w:lang w:val="es-ES"/>
+            </w:rPr>
+            <m:t>C=</m:t>
+          </m:r>
+          <m:sSub>
+            <m:sSubPr>
+              <m:ctrlPr>
+                <w:rPr>
+                  <w:rFonts w:ascii="Cambria Math" w:hAnsi="Cambria Math"/>
+                  <w:i/>
+                  <w:lang w:val="es-ES"/>
+                </w:rPr>
+              </m:ctrlPr>
+            </m:sSubPr>
+            <m:e>
+              <m:r>
+                <w:rPr>
+                  <w:rFonts w:ascii="Cambria Math" w:hAnsi="Cambria Math"/>
+                  <w:lang w:val="es-ES"/>
+                </w:rPr>
+                <m:t>ϵ</m:t>
+              </m:r>
+            </m:e>
+            <m:sub>
+              <m:r>
+                <w:rPr>
+                  <w:rFonts w:ascii="Cambria Math" w:hAnsi="Cambria Math"/>
+                  <w:lang w:val="es-ES"/>
+                </w:rPr>
+                <m:t>0</m:t>
+              </m:r>
+            </m:sub>
+          </m:sSub>
+          <m:r>
+            <w:rPr>
+              <w:rFonts w:ascii="Cambria Math" w:hAnsi="Cambria Math"/>
+              <w:lang w:val="es-ES"/>
+            </w:rPr>
+            <m:t>∙K∙</m:t>
+          </m:r>
+          <m:f>
+            <m:fPr>
+              <m:ctrlPr>
+                <w:rPr>
+                  <w:rFonts w:ascii="Cambria Math" w:hAnsi="Cambria Math"/>
+                  <w:i/>
+                  <w:lang w:val="es-ES"/>
+                </w:rPr>
+              </m:ctrlPr>
+            </m:fPr>
+            <m:num>
+              <m:r>
+                <w:rPr>
+                  <w:rFonts w:ascii="Cambria Math" w:hAnsi="Cambria Math"/>
+                  <w:lang w:val="es-ES"/>
+                </w:rPr>
+                <m:t>A</m:t>
+              </m:r>
+            </m:num>
+            <m:den>
+              <m:r>
+                <w:rPr>
+                  <w:rFonts w:ascii="Cambria Math" w:hAnsi="Cambria Math"/>
+                  <w:lang w:val="es-ES"/>
+                </w:rPr>
+                <m:t>d</m:t>
+              </m:r>
+            </m:den>
+          </m:f>
+        </m:oMath>
+      </m:oMathPara>
+    </w:p>
+    <w:p>
+      <w:pPr>
+        <w:rPr>
+          <w:rFonts w:eastAsiaTheme="minorEastAsia"/>
+          <w:lang w:val="es-ES"/>
+        </w:rPr>
+      </w:pPr>
+      <w:r>
+        <w:rPr>
+          <w:rFonts w:eastAsiaTheme="minorEastAsia"/>
+          <w:lang w:val="es-ES"/>
+        </w:rPr>
+        <w:t>Donde</w:t>
+      </w:r>
+    </w:p>
+    <w:p>
+      <w:pPr>
+        <w:rPr>
+          <w:rFonts w:eastAsiaTheme="minorEastAsia"/>
+          <w:lang w:val="es-ES"/>
+        </w:rPr>
+      </w:pPr>
+      <w:r>
+        <w:rPr>
+          <w:rFonts w:eastAsiaTheme="minorEastAsia"/>
+          <w:lang w:val="es-ES"/>
+        </w:rPr>
+        <w:t>C: Capacidad</w:t>
+      </w:r>
+    </w:p>
+    <w:p>
+      <w:pPr>
+        <w:rPr>
+          <w:rFonts w:eastAsiaTheme="minorEastAsia"/>
+          <w:lang w:val="es-ES"/>
+        </w:rPr>
+      </w:pPr>
+      <m:oMath>
+        <m:sSub>
+          <m:sSubPr>
+            <m:ctrlPr>
+              <w:rPr>
+                <w:rFonts w:ascii="Cambria Math" w:hAnsi="Cambria Math"/>
+                <w:i/>
+                <w:lang w:val="es-ES"/>
+              </w:rPr>
+            </m:ctrlPr>
+          </m:sSubPr>
+          <m:e>
+            <m:r>
+              <w:rPr>
+                <w:rFonts w:ascii="Cambria Math" w:hAnsi="Cambria Math"/>
+                <w:lang w:val="es-ES"/>
+              </w:rPr>
+              <m:t>ϵ</m:t>
+            </m:r>
+          </m:e>
+          <m:sub>
+            <m:r>
+              <w:rPr>
+                <w:rFonts w:ascii="Cambria Math" w:hAnsi="Cambria Math"/>
+                <w:lang w:val="es-ES"/>
+              </w:rPr>
+              <m:t>0</m:t>
+            </m:r>
+          </m:sub>
+        </m:sSub>
+      </m:oMath>
+      <w:r>
+        <w:rPr>
+          <w:rFonts w:eastAsiaTheme="minorEastAsia"/>
+          <w:lang w:val="es-ES"/>
+        </w:rPr>
+        <w:t xml:space="preserve">: Es la </w:t>
+      </w:r>
+      <w:proofErr w:type="spellStart"/>
+      <w:r>
+        <w:rPr>
+          <w:rFonts w:eastAsiaTheme="minorEastAsia"/>
+          <w:lang w:val="es-ES"/>
+        </w:rPr>
+        <w:t>permitividad</w:t>
+      </w:r>
+      <w:proofErr w:type="spellEnd"/>
+      <w:r>
+        <w:rPr>
+          <w:rFonts w:eastAsiaTheme="minorEastAsia"/>
+          <w:lang w:val="es-ES"/>
+        </w:rPr>
+        <w:t xml:space="preserve"> del vacío. </w:t>
+      </w:r>
+      <m:oMath>
+        <m:sSub>
+          <m:sSubPr>
+            <m:ctrlPr>
+              <w:rPr>
+                <w:rFonts w:ascii="Cambria Math" w:hAnsi="Cambria Math"/>
+                <w:i/>
+                <w:lang w:val="es-ES"/>
+              </w:rPr>
+            </m:ctrlPr>
+          </m:sSubPr>
+          <m:e>
+            <m:r>
+              <w:rPr>
+                <w:rFonts w:ascii="Cambria Math" w:hAnsi="Cambria Math"/>
+                <w:lang w:val="es-ES"/>
+              </w:rPr>
+              <m:t>ϵ</m:t>
+            </m:r>
+          </m:e>
+          <m:sub>
+            <m:r>
+              <w:rPr>
+                <w:rFonts w:ascii="Cambria Math" w:hAnsi="Cambria Math"/>
+                <w:lang w:val="es-ES"/>
+              </w:rPr>
+              <m:t>0</m:t>
+            </m:r>
+          </m:sub>
+        </m:sSub>
+        <m:r>
+          <w:rPr>
+            <w:rFonts w:ascii="Cambria Math" w:hAnsi="Cambria Math"/>
+            <w:lang w:val="es-ES"/>
+          </w:rPr>
+          <m:t>=8,854×</m:t>
+        </m:r>
+        <m:sSup>
+          <m:sSupPr>
+            <m:ctrlPr>
+              <w:rPr>
+                <w:rFonts w:ascii="Cambria Math" w:hAnsi="Cambria Math"/>
+                <w:i/>
+                <w:lang w:val="es-ES"/>
+              </w:rPr>
+            </m:ctrlPr>
+          </m:sSupPr>
+          <m:e>
+            <m:r>
+              <w:rPr>
+                <w:rFonts w:ascii="Cambria Math" w:hAnsi="Cambria Math"/>
+                <w:lang w:val="es-ES"/>
+              </w:rPr>
+              <m:t>10</m:t>
+            </m:r>
+          </m:e>
+          <m:sup>
+            <m:r>
+              <w:rPr>
+                <w:rFonts w:ascii="Cambria Math" w:hAnsi="Cambria Math"/>
+                <w:lang w:val="es-ES"/>
+              </w:rPr>
+              <m:t>-12</m:t>
+            </m:r>
+          </m:sup>
+        </m:sSup>
+        <m:f>
+          <m:fPr>
+            <m:ctrlPr>
+              <w:rPr>
+                <w:rFonts w:ascii="Cambria Math" w:eastAsiaTheme="minorEastAsia" w:hAnsi="Cambria Math"/>
+                <w:i/>
+                <w:lang w:val="es-ES"/>
+              </w:rPr>
+            </m:ctrlPr>
+          </m:fPr>
+          <m:num>
+            <m:r>
+              <w:rPr>
+                <w:rFonts w:ascii="Cambria Math" w:eastAsiaTheme="minorEastAsia" w:hAnsi="Cambria Math"/>
+                <w:lang w:val="es-ES"/>
+              </w:rPr>
+              <m:t>F</m:t>
+            </m:r>
+          </m:num>
+          <m:den>
+            <m:r>
+              <w:rPr>
+                <w:rFonts w:ascii="Cambria Math" w:eastAsiaTheme="minorEastAsia" w:hAnsi="Cambria Math"/>
+                <w:lang w:val="es-ES"/>
+              </w:rPr>
+              <m:t>m</m:t>
+            </m:r>
+          </m:den>
+        </m:f>
+      </m:oMath>
+    </w:p>
+    <w:p>
+      <w:pPr>
+        <w:rPr>
+          <w:rFonts w:eastAsiaTheme="minorEastAsia"/>
+          <w:lang w:val="es-ES"/>
+        </w:rPr>
+      </w:pPr>
+      <w:r>
+        <w:rPr>
+          <w:rFonts w:eastAsiaTheme="minorEastAsia"/>
+          <w:lang w:val="es-ES"/>
+        </w:rPr>
+        <w:t>K: es la constante dieléctrica.</w:t>
+      </w:r>
+    </w:p>
+    <w:p>
+      <w:pPr>
+        <w:rPr>
+          <w:rFonts w:eastAsiaTheme="minorEastAsia"/>
+          <w:lang w:val="es-ES"/>
+        </w:rPr>
+      </w:pPr>
+      <w:proofErr w:type="gramStart"/>
+      <w:r>
+        <w:rPr>
+          <w:rFonts w:eastAsiaTheme="minorEastAsia"/>
+          <w:lang w:val="es-ES"/>
+        </w:rPr>
+        <w:t>d</w:t>
+      </w:r>
+      <w:proofErr w:type="gramEnd"/>
+      <w:r>
+        <w:rPr>
+          <w:rFonts w:eastAsiaTheme="minorEastAsia"/>
+          <w:lang w:val="es-ES"/>
+        </w:rPr>
+        <w:t>: Distancia entre placas.</w:t>
+      </w:r>
+    </w:p>
+    <w:p>
+      <w:pPr>
+        <w:rPr>
+          <w:rFonts w:eastAsiaTheme="minorEastAsia"/>
+          <w:lang w:val="es-ES"/>
+        </w:rPr>
+      </w:pPr>
+      <w:r>
+        <w:rPr>
+          <w:rFonts w:eastAsiaTheme="minorEastAsia"/>
+          <w:lang w:val="es-ES"/>
+        </w:rPr>
+        <w:t>A: área de cada placa.</w:t>
+      </w:r>
+    </w:p>
+    <w:p>
+      <w:pPr>
+        <w:pStyle w:val="Ttulo1"/>
+        <w:rPr>
+          <w:rFonts w:eastAsiaTheme="minorEastAsia"/>
+          <w:lang w:val="es-ES"/>
+        </w:rPr>
+      </w:pPr>
+      <w:bookmarkStart w:id="0" w:name="_GoBack"/>
+      <w:r>
+        <w:rPr>
+          <w:rFonts w:eastAsiaTheme="minorEastAsia"/>
+          <w:lang w:val="es-ES"/>
+        </w:rPr>
+        <w:lastRenderedPageBreak/>
+        <w:t>Circuito RC</w:t>
+      </w:r>
+    </w:p>
+    <w:bookmarkEnd w:id="0"/>
+    <w:p>
+      <w:pPr>
+        <w:rPr>
+          <w:rFonts w:eastAsiaTheme="minorEastAsia"/>
+          <w:lang w:val="es-ES"/>
+        </w:rPr>
+      </w:pPr>
+    </w:p>
+    <w:p>
+      <w:pPr>
+        <w:rPr>
+          <w:rFonts w:eastAsiaTheme="minorEastAsia"/>
+          <w:lang w:val="es-ES"/>
+        </w:rPr>
+      </w:pPr>
+      <w:r>
+        <w:rPr>
+          <w:rFonts w:eastAsiaTheme="minorEastAsia"/>
+          <w:lang w:val="es-ES"/>
+        </w:rPr>
+        <w:t>Un circuito RC está formado por una resistencia (R) y un capacitor (C).</w:t>
+      </w:r>
+    </w:p>
+    <w:p>
+      <w:pPr>
+        <w:rPr>
+          <w:rFonts w:eastAsiaTheme="minorEastAsia"/>
+          <w:lang w:val="es-ES"/>
+        </w:rPr>
+      </w:pPr>
+      <w:r>
+        <w:rPr>
+          <w:rFonts w:eastAsiaTheme="minorEastAsia"/>
+          <w:lang w:val="es-ES"/>
+        </w:rPr>
+        <w:t>Los capacitores se oponen al cambio de su diferencia de potencial tratando de mantener la diferencia de potencial actual. Por lo tanto si a un circuito RC con el capacitor descargado, lo conectamos a una fuente de tensión. El capacitor no se cargará inmediatamente sino que tendrá una curva exponencial.</w:t>
+      </w:r>
+    </w:p>
+    <w:p>
+      <w:pPr>
+        <w:rPr>
+          <w:rFonts w:eastAsiaTheme="minorEastAsia"/>
+          <w:lang w:val="es-ES"/>
+        </w:rPr>
+      </w:pPr>
+      <w:r>
+        <w:rPr>
+          <w:noProof/>
+          <w:lang w:eastAsia="es-AR"/>
+        </w:rPr>
+        <w:drawing>
+          <wp:inline distT="0" distB="0" distL="0" distR="0" wp14:anchorId="255F95F1" wp14:editId="12FD32A9">
+            <wp:extent cx="2838450" cy="2458610"/>
+            <wp:effectExtent l="0" t="0" r="0" b="0"/>
+            <wp:docPr id="7" name="Imagen 7"/>
+            <wp:cNvGraphicFramePr>
+              <a:graphicFrameLocks xmlns:a="http://schemas.openxmlformats.org/drawingml/2006/main" noChangeAspect="1"/>
+            </wp:cNvGraphicFramePr>
+            <a:graphic xmlns:a="http://schemas.openxmlformats.org/drawingml/2006/main">
+              <a:graphicData uri="http://schemas.openxmlformats.org/drawingml/2006/picture">
+                <pic:pic xmlns:pic="http://schemas.openxmlformats.org/drawingml/2006/picture">
+                  <pic:nvPicPr>
+                    <pic:cNvPr id="1" name=""/>
+                    <pic:cNvPicPr/>
+                  </pic:nvPicPr>
+                  <pic:blipFill>
+                    <a:blip r:embed="rId15"/>
+                    <a:stretch>
+                      <a:fillRect/>
+                    </a:stretch>
+                  </pic:blipFill>
+                  <pic:spPr>
+                    <a:xfrm>
+                      <a:off x="0" y="0"/>
+                      <a:ext cx="2845225" cy="2464478"/>
+                    </a:xfrm>
+                    <a:prstGeom prst="rect">
+                      <a:avLst/>
+                    </a:prstGeom>
+                  </pic:spPr>
+                </pic:pic>
+              </a:graphicData>
+            </a:graphic>
+          </wp:inline>
+        </w:drawing>
+      </w:r>
+    </w:p>
+    <w:p>
+      <w:pPr>
+        <w:rPr>
+          <w:lang w:val="es-ES"/>
+        </w:rPr>
+      </w:pPr>
+    </w:p>
+    <w:p>
+      <w:pPr>
+        <w:rPr>
+          <w:lang w:val="es-ES"/>
+        </w:rPr>
+      </w:pPr>
+      <w:r>
+        <w:rPr>
+          <w:lang w:val="es-ES"/>
+        </w:rPr>
+        <w:t xml:space="preserve">En la siguiente figura se puede ver cómo la diferencia de potencial del capacitor C pasa de 0V a 20V en aproximadamente 350ms o sea 0,35 segundos, luego de haber puesto el </w:t>
+      </w:r>
+      <w:proofErr w:type="spellStart"/>
+      <w:r>
+        <w:rPr>
+          <w:lang w:val="es-ES"/>
+        </w:rPr>
+        <w:t>switch</w:t>
+      </w:r>
+      <w:proofErr w:type="spellEnd"/>
+      <w:r>
+        <w:rPr>
+          <w:lang w:val="es-ES"/>
+        </w:rPr>
+        <w:t xml:space="preserve"> en </w:t>
+      </w:r>
+      <w:proofErr w:type="spellStart"/>
+      <w:r>
+        <w:rPr>
+          <w:lang w:val="es-ES"/>
+        </w:rPr>
+        <w:t>On</w:t>
+      </w:r>
+      <w:proofErr w:type="spellEnd"/>
+      <w:r>
+        <w:rPr>
+          <w:lang w:val="es-ES"/>
+        </w:rPr>
+        <w:t>.</w:t>
+      </w:r>
+    </w:p>
+    <w:p>
+      <w:pPr>
+        <w:rPr>
+          <w:lang w:val="es-ES"/>
+        </w:rPr>
+      </w:pPr>
+      <w:r>
+        <w:rPr>
+          <w:noProof/>
+          <w:lang w:eastAsia="es-AR"/>
+        </w:rPr>
+        <w:drawing>
+          <wp:inline distT="0" distB="0" distL="0" distR="0">
+            <wp:extent cx="5391150" cy="3733800"/>
+            <wp:effectExtent l="0" t="0" r="0" b="0"/>
+            <wp:docPr id="12" name="Imagen 12"/>
+            <wp:cNvGraphicFramePr>
+              <a:graphicFrameLocks xmlns:a="http://schemas.openxmlformats.org/drawingml/2006/main" noChangeAspect="1"/>
+            </wp:cNvGraphicFramePr>
+            <a:graphic xmlns:a="http://schemas.openxmlformats.org/drawingml/2006/main">
+              <a:graphicData uri="http://schemas.openxmlformats.org/drawingml/2006/picture">
+                <pic:pic xmlns:pic="http://schemas.openxmlformats.org/drawingml/2006/picture">
+                  <pic:nvPicPr>
+                    <pic:cNvPr id="0" name="Picture 6"/>
+                    <pic:cNvPicPr>
+                      <a:picLocks noChangeAspect="1" noChangeArrowheads="1"/>
+                    </pic:cNvPicPr>
+                  </pic:nvPicPr>
+                  <pic:blipFill>
+                    <a:blip r:embed="rId16">
+                      <a:extLst>
+                        <a:ext uri="{28A0092B-C50C-407E-A947-70E740481C1C}">
+                          <a14:useLocalDpi xmlns:a14="http://schemas.microsoft.com/office/drawing/2010/main" val="0"/>
+                        </a:ext>
+                      </a:extLst>
+                    </a:blip>
+                    <a:srcRect/>
+                    <a:stretch>
+                      <a:fillRect/>
+                    </a:stretch>
+                  </pic:blipFill>
+                  <pic:spPr bwMode="auto">
+                    <a:xfrm>
+                      <a:off x="0" y="0"/>
+                      <a:ext cx="5391150" cy="3733800"/>
+                    </a:xfrm>
+                    <a:prstGeom prst="rect">
+                      <a:avLst/>
+                    </a:prstGeom>
+                    <a:noFill/>
+                    <a:ln>
+                      <a:noFill/>
+                    </a:ln>
+                  </pic:spPr>
+                </pic:pic>
+              </a:graphicData>
+            </a:graphic>
+          </wp:inline>
+        </w:drawing>
+      </w:r>
+    </w:p>
+    <w:p>
+      <w:pPr>
+        <w:rPr>
+          <w:lang w:val="es-ES"/>
+        </w:rPr>
+      </w:pPr>
+      <w:r>
+        <w:rPr>
+          <w:lang w:val="es-ES"/>
+        </w:rPr>
+        <w:lastRenderedPageBreak/>
+        <w:t>Del mismo modo cuando pasamos de ON a OFF, el capacitor necesita otros 0,35 segundos para volver a 0V</w:t>
+      </w:r>
+      <w:r>
+        <w:rPr>
+          <w:lang w:val="es-ES"/>
+        </w:rPr>
+        <w:br/>
+      </w:r>
+      <w:r>
+        <w:rPr>
+          <w:noProof/>
+          <w:lang w:eastAsia="es-AR"/>
+        </w:rPr>
+        <w:drawing>
+          <wp:inline distT="0" distB="0" distL="0" distR="0">
+            <wp:extent cx="5391150" cy="3581400"/>
+            <wp:effectExtent l="0" t="0" r="0" b="0"/>
+            <wp:docPr id="13" name="Imagen 13"/>
+            <wp:cNvGraphicFramePr>
+              <a:graphicFrameLocks xmlns:a="http://schemas.openxmlformats.org/drawingml/2006/main" noChangeAspect="1"/>
+            </wp:cNvGraphicFramePr>
+            <a:graphic xmlns:a="http://schemas.openxmlformats.org/drawingml/2006/main">
+              <a:graphicData uri="http://schemas.openxmlformats.org/drawingml/2006/picture">
+                <pic:pic xmlns:pic="http://schemas.openxmlformats.org/drawingml/2006/picture">
+                  <pic:nvPicPr>
+                    <pic:cNvPr id="0" name="Picture 7"/>
+                    <pic:cNvPicPr>
+                      <a:picLocks noChangeAspect="1" noChangeArrowheads="1"/>
+                    </pic:cNvPicPr>
+                  </pic:nvPicPr>
+                  <pic:blipFill>
+                    <a:blip r:embed="rId17">
+                      <a:extLst>
+                        <a:ext uri="{28A0092B-C50C-407E-A947-70E740481C1C}">
+                          <a14:useLocalDpi xmlns:a14="http://schemas.microsoft.com/office/drawing/2010/main" val="0"/>
+                        </a:ext>
+                      </a:extLst>
+                    </a:blip>
+                    <a:srcRect/>
+                    <a:stretch>
+                      <a:fillRect/>
+                    </a:stretch>
+                  </pic:blipFill>
+                  <pic:spPr bwMode="auto">
+                    <a:xfrm>
+                      <a:off x="0" y="0"/>
+                      <a:ext cx="5391150" cy="3581400"/>
+                    </a:xfrm>
+                    <a:prstGeom prst="rect">
+                      <a:avLst/>
+                    </a:prstGeom>
+                    <a:noFill/>
+                    <a:ln>
+                      <a:noFill/>
+                    </a:ln>
+                  </pic:spPr>
+                </pic:pic>
+              </a:graphicData>
+            </a:graphic>
+          </wp:inline>
+        </w:drawing>
+      </w:r>
+    </w:p>
+    <w:p>
+      <w:pPr>
+        <w:rPr>
+          <w:lang w:val="es-ES"/>
+        </w:rPr>
+      </w:pPr>
+    </w:p>
+    <w:p>
+      <w:pPr>
+        <w:rPr>
+          <w:lang w:val="es-ES"/>
+        </w:rPr>
+      </w:pPr>
+      <w:r>
+        <w:rPr>
+          <w:lang w:val="es-ES"/>
+        </w:rPr>
+        <w:t>El retardo es debido a la oposición de la resistencia al cambio de tensión (diferencia de potencial).</w:t>
+      </w:r>
+    </w:p>
+    <w:p>
+      <w:pPr>
+        <w:rPr>
+          <w:lang w:val="es-ES"/>
+        </w:rPr>
+      </w:pPr>
+    </w:p>
+    <w:p>
+      <w:pPr>
+        <w:rPr>
+          <w:lang w:val="es-ES"/>
+        </w:rPr>
+      </w:pPr>
+      <w:r>
+        <w:rPr>
+          <w:lang w:val="es-ES"/>
+        </w:rPr>
+        <w:t>La fórmula de la tensión de un capacitor</w:t>
+      </w:r>
+      <w:r>
+        <w:rPr>
+          <w:lang w:val="es-ES"/>
+        </w:rPr>
+        <w:t xml:space="preserve"> (</w:t>
+      </w:r>
+      <w:proofErr w:type="spellStart"/>
+      <w:r>
+        <w:rPr>
+          <w:lang w:val="es-ES"/>
+        </w:rPr>
+        <w:t>Uc</w:t>
+      </w:r>
+      <w:proofErr w:type="spellEnd"/>
+      <w:r>
+        <w:rPr>
+          <w:lang w:val="es-ES"/>
+        </w:rPr>
+        <w:t>)</w:t>
+      </w:r>
+      <w:r>
+        <w:rPr>
+          <w:lang w:val="es-ES"/>
+        </w:rPr>
+        <w:t xml:space="preserve"> en un circuito RC es la siguiente:</w:t>
+      </w:r>
+    </w:p>
+    <w:p>
+      <w:pPr>
+        <w:rPr>
+          <w:rFonts w:eastAsiaTheme="minorEastAsia"/>
+          <w:sz w:val="28"/>
+          <w:lang w:val="es-ES"/>
+        </w:rPr>
+      </w:pPr>
+      <m:oMathPara>
+        <m:oMath>
+          <m:sSub>
+            <m:sSubPr>
+              <m:ctrlPr>
+                <w:rPr>
+                  <w:rFonts w:ascii="Cambria Math" w:hAnsi="Cambria Math"/>
+                  <w:i/>
+                  <w:sz w:val="28"/>
+                  <w:lang w:val="es-ES"/>
+                </w:rPr>
+              </m:ctrlPr>
+            </m:sSubPr>
+            <m:e>
+              <m:r>
+                <w:rPr>
+                  <w:rFonts w:ascii="Cambria Math" w:hAnsi="Cambria Math"/>
+                  <w:sz w:val="28"/>
+                  <w:lang w:val="es-ES"/>
+                </w:rPr>
+                <m:t>U</m:t>
+              </m:r>
+            </m:e>
+            <m:sub>
+              <m:r>
+                <w:rPr>
+                  <w:rFonts w:ascii="Cambria Math" w:hAnsi="Cambria Math"/>
+                  <w:sz w:val="28"/>
+                  <w:lang w:val="es-ES"/>
+                </w:rPr>
+                <m:t>C</m:t>
+              </m:r>
+            </m:sub>
+          </m:sSub>
+          <m:r>
+            <w:rPr>
+              <w:rFonts w:ascii="Cambria Math" w:hAnsi="Cambria Math"/>
+              <w:sz w:val="28"/>
+              <w:lang w:val="es-ES"/>
+            </w:rPr>
+            <m:t>=</m:t>
+          </m:r>
+          <m:sSub>
+            <m:sSubPr>
+              <m:ctrlPr>
+                <w:rPr>
+                  <w:rFonts w:ascii="Cambria Math" w:hAnsi="Cambria Math"/>
+                  <w:i/>
+                  <w:sz w:val="28"/>
+                  <w:lang w:val="es-ES"/>
+                </w:rPr>
+              </m:ctrlPr>
+            </m:sSubPr>
+            <m:e>
+              <m:r>
+                <w:rPr>
+                  <w:rFonts w:ascii="Cambria Math" w:hAnsi="Cambria Math"/>
+                  <w:sz w:val="28"/>
+                  <w:lang w:val="es-ES"/>
+                </w:rPr>
+                <m:t>U</m:t>
+              </m:r>
+            </m:e>
+            <m:sub>
+              <m:r>
+                <w:rPr>
+                  <w:rFonts w:ascii="Cambria Math" w:hAnsi="Cambria Math"/>
+                  <w:sz w:val="28"/>
+                  <w:lang w:val="es-ES"/>
+                </w:rPr>
+                <m:t>entrada</m:t>
+              </m:r>
+            </m:sub>
+          </m:sSub>
+          <m:d>
+            <m:dPr>
+              <m:ctrlPr>
+                <w:rPr>
+                  <w:rFonts w:ascii="Cambria Math" w:hAnsi="Cambria Math"/>
+                  <w:i/>
+                  <w:sz w:val="28"/>
+                  <w:lang w:val="es-ES"/>
+                </w:rPr>
+              </m:ctrlPr>
+            </m:dPr>
+            <m:e>
+              <m:r>
+                <w:rPr>
+                  <w:rFonts w:ascii="Cambria Math" w:hAnsi="Cambria Math"/>
+                  <w:sz w:val="28"/>
+                  <w:lang w:val="es-ES"/>
+                </w:rPr>
+                <m:t>1-</m:t>
+              </m:r>
+              <m:sSup>
+                <m:sSupPr>
+                  <m:ctrlPr>
+                    <w:rPr>
+                      <w:rFonts w:ascii="Cambria Math" w:hAnsi="Cambria Math"/>
+                      <w:i/>
+                      <w:sz w:val="28"/>
+                      <w:lang w:val="es-ES"/>
+                    </w:rPr>
+                  </m:ctrlPr>
+                </m:sSupPr>
+                <m:e>
+                  <m:r>
+                    <w:rPr>
+                      <w:rFonts w:ascii="Cambria Math" w:hAnsi="Cambria Math"/>
+                      <w:sz w:val="28"/>
+                      <w:lang w:val="es-ES"/>
+                    </w:rPr>
+                    <m:t>℮</m:t>
+                  </m:r>
+                </m:e>
+                <m:sup>
+                  <m:r>
+                    <w:rPr>
+                      <w:rFonts w:ascii="Cambria Math" w:hAnsi="Cambria Math"/>
+                      <w:sz w:val="28"/>
+                      <w:lang w:val="es-ES"/>
+                    </w:rPr>
+                    <m:t>-</m:t>
+                  </m:r>
+                  <m:r>
+                    <w:rPr>
+                      <w:rFonts w:ascii="Cambria Math" w:hAnsi="Cambria Math"/>
+                      <w:sz w:val="28"/>
+                      <w:lang w:val="es-ES"/>
+                    </w:rPr>
+                    <m:t xml:space="preserve"> </m:t>
+                  </m:r>
+                  <m:f>
+                    <m:fPr>
+                      <m:ctrlPr>
+                        <w:rPr>
+                          <w:rFonts w:ascii="Cambria Math" w:hAnsi="Cambria Math"/>
+                          <w:i/>
+                          <w:sz w:val="28"/>
+                          <w:lang w:val="es-ES"/>
+                        </w:rPr>
+                      </m:ctrlPr>
+                    </m:fPr>
+                    <m:num>
+                      <m:r>
+                        <w:rPr>
+                          <w:rFonts w:ascii="Cambria Math" w:hAnsi="Cambria Math"/>
+                          <w:sz w:val="28"/>
+                          <w:lang w:val="es-ES"/>
+                        </w:rPr>
+                        <m:t>t</m:t>
+                      </m:r>
+                    </m:num>
+                    <m:den>
+                      <m:r>
+                        <w:rPr>
+                          <w:rFonts w:ascii="Cambria Math" w:hAnsi="Cambria Math"/>
+                          <w:sz w:val="28"/>
+                          <w:lang w:val="es-ES"/>
+                        </w:rPr>
+                        <m:t>R⋅C</m:t>
+                      </m:r>
+                    </m:den>
+                  </m:f>
+                </m:sup>
+              </m:sSup>
+            </m:e>
+          </m:d>
+        </m:oMath>
+      </m:oMathPara>
+    </w:p>
+    <w:p>
+      <w:pPr>
+        <w:rPr>
+          <w:rFonts w:eastAsiaTheme="minorEastAsia"/>
+          <w:lang w:val="es-ES"/>
+        </w:rPr>
+      </w:pPr>
+      <w:r>
+        <w:rPr>
+          <w:rFonts w:eastAsiaTheme="minorEastAsia"/>
+          <w:lang w:val="es-ES"/>
+        </w:rPr>
+        <w:t xml:space="preserve">Dónde </w:t>
+      </w:r>
+      <w:proofErr w:type="spellStart"/>
+      <w:r>
+        <w:rPr>
+          <w:rFonts w:eastAsiaTheme="minorEastAsia"/>
+          <w:sz w:val="28"/>
+          <w:lang w:val="es-ES"/>
+        </w:rPr>
+        <w:t>U</w:t>
+      </w:r>
+      <w:r>
+        <w:rPr>
+          <w:rFonts w:eastAsiaTheme="minorEastAsia"/>
+          <w:sz w:val="28"/>
+          <w:vertAlign w:val="subscript"/>
+          <w:lang w:val="es-ES"/>
+        </w:rPr>
+        <w:t>entrada</w:t>
+      </w:r>
+      <w:proofErr w:type="spellEnd"/>
+      <w:r>
+        <w:rPr>
+          <w:rFonts w:eastAsiaTheme="minorEastAsia"/>
+          <w:vertAlign w:val="subscript"/>
+          <w:lang w:val="es-ES"/>
+        </w:rPr>
+        <w:t xml:space="preserve"> </w:t>
+      </w:r>
+      <w:r>
+        <w:rPr>
+          <w:rFonts w:eastAsiaTheme="minorEastAsia"/>
+          <w:lang w:val="es-ES"/>
+        </w:rPr>
+        <w:t>es la tensión de alimentación de la fuente</w:t>
+      </w:r>
+    </w:p>
+    <w:p>
+      <w:pPr>
+        <w:rPr>
+          <w:rFonts w:eastAsiaTheme="minorEastAsia"/>
+          <w:lang w:val="es-ES"/>
+        </w:rPr>
+      </w:pPr>
+      <w:r>
+        <w:rPr>
+          <w:rFonts w:eastAsiaTheme="minorEastAsia"/>
+          <w:lang w:val="es-ES"/>
+        </w:rPr>
+        <w:t xml:space="preserve">             </w:t>
+      </w:r>
+      <w:proofErr w:type="spellStart"/>
+      <w:proofErr w:type="gramStart"/>
+      <w:r>
+        <w:rPr>
+          <w:rFonts w:eastAsiaTheme="minorEastAsia"/>
+          <w:lang w:val="es-ES"/>
+        </w:rPr>
+        <w:t>e</w:t>
+      </w:r>
+      <w:proofErr w:type="spellEnd"/>
+      <w:proofErr w:type="gramEnd"/>
+      <w:r>
+        <w:rPr>
+          <w:rFonts w:eastAsiaTheme="minorEastAsia"/>
+          <w:lang w:val="es-ES"/>
+        </w:rPr>
+        <w:t xml:space="preserve"> es el número </w:t>
+      </w:r>
+      <w:proofErr w:type="spellStart"/>
+      <w:r>
+        <w:rPr>
+          <w:rFonts w:eastAsiaTheme="minorEastAsia"/>
+          <w:lang w:val="es-ES"/>
+        </w:rPr>
+        <w:t>nepereano</w:t>
+      </w:r>
+      <w:proofErr w:type="spellEnd"/>
+      <w:r>
+        <w:rPr>
+          <w:rFonts w:eastAsiaTheme="minorEastAsia"/>
+          <w:lang w:val="es-ES"/>
+        </w:rPr>
+        <w:t xml:space="preserve"> igual a 2,7182</w:t>
+      </w:r>
+    </w:p>
+    <w:p>
+      <w:pPr>
+        <w:rPr>
+          <w:rFonts w:eastAsiaTheme="minorEastAsia"/>
+          <w:lang w:val="es-ES"/>
+        </w:rPr>
+      </w:pPr>
+      <w:r>
+        <w:rPr>
+          <w:rFonts w:eastAsiaTheme="minorEastAsia"/>
+          <w:lang w:val="es-ES"/>
+        </w:rPr>
+        <w:t xml:space="preserve">            </w:t>
+      </w:r>
+      <w:proofErr w:type="gramStart"/>
+      <w:r>
+        <w:rPr>
+          <w:rFonts w:eastAsiaTheme="minorEastAsia"/>
+          <w:lang w:val="es-ES"/>
+        </w:rPr>
+        <w:t>t</w:t>
+      </w:r>
+      <w:proofErr w:type="gramEnd"/>
+      <w:r>
+        <w:rPr>
+          <w:rFonts w:eastAsiaTheme="minorEastAsia"/>
+          <w:lang w:val="es-ES"/>
+        </w:rPr>
+        <w:t xml:space="preserve"> es el tiempo</w:t>
+      </w:r>
+    </w:p>
+    <w:p>
+      <w:pPr>
+        <w:rPr>
+          <w:rFonts w:eastAsiaTheme="minorEastAsia"/>
+          <w:lang w:val="es-ES"/>
+        </w:rPr>
+      </w:pPr>
+      <w:r>
+        <w:rPr>
+          <w:rFonts w:eastAsiaTheme="minorEastAsia"/>
+          <w:lang w:val="es-ES"/>
+        </w:rPr>
+        <w:t xml:space="preserve">           R es la resistencia, C la capacidad del capacitor</w:t>
+      </w:r>
+    </w:p>
+    <w:p>
+      <w:pPr>
+        <w:rPr>
+          <w:rFonts w:eastAsiaTheme="minorEastAsia"/>
+          <w:lang w:val="es-ES"/>
+        </w:rPr>
+      </w:pPr>
+      <w:r>
+        <w:rPr>
+          <w:rFonts w:eastAsiaTheme="minorEastAsia"/>
+          <w:lang w:val="es-ES"/>
+        </w:rPr>
+        <w:t xml:space="preserve">            </w:t>
+      </w:r>
+      <w:proofErr w:type="spellStart"/>
+      <w:r>
+        <w:rPr>
+          <w:rFonts w:eastAsiaTheme="minorEastAsia"/>
+          <w:lang w:val="es-ES"/>
+        </w:rPr>
+        <w:t>Uc</w:t>
+      </w:r>
+      <w:proofErr w:type="spellEnd"/>
+      <w:r>
+        <w:rPr>
+          <w:rFonts w:eastAsiaTheme="minorEastAsia"/>
+          <w:lang w:val="es-ES"/>
+        </w:rPr>
+        <w:t xml:space="preserve"> es la diferencia de potencial en el capacitor. </w:t>
+      </w:r>
+    </w:p>
+    <w:p>
+      <w:pPr>
+        <w:rPr>
+          <w:lang w:val="es-ES"/>
+        </w:rPr>
+      </w:pPr>
+      <w:r>
+        <w:rPr>
+          <w:lang w:val="es-ES"/>
+        </w:rPr>
+        <w:t>La gráfica de esta función es:</w:t>
+      </w:r>
+    </w:p>
+    <w:p>
+      <w:pPr>
+        <w:rPr>
+          <w:lang w:val="es-ES"/>
+        </w:rPr>
+      </w:pPr>
+      <w:r>
+        <w:rPr>
+          <w:noProof/>
+          <w:lang w:eastAsia="es-AR"/>
+        </w:rPr>
+        <w:lastRenderedPageBreak/>
+        <w:drawing>
+          <wp:inline distT="0" distB="0" distL="0" distR="0" wp14:anchorId="6AD84281" wp14:editId="1EE9538E">
+            <wp:extent cx="4772025" cy="3108775"/>
+            <wp:effectExtent l="0" t="0" r="0" b="0"/>
+            <wp:docPr id="14" name="Imagen 14"/>
+            <wp:cNvGraphicFramePr>
+              <a:graphicFrameLocks xmlns:a="http://schemas.openxmlformats.org/drawingml/2006/main" noChangeAspect="1"/>
+            </wp:cNvGraphicFramePr>
+            <a:graphic xmlns:a="http://schemas.openxmlformats.org/drawingml/2006/main">
+              <a:graphicData uri="http://schemas.openxmlformats.org/drawingml/2006/picture">
+                <pic:pic xmlns:pic="http://schemas.openxmlformats.org/drawingml/2006/picture">
+                  <pic:nvPicPr>
+                    <pic:cNvPr id="1" name=""/>
+                    <pic:cNvPicPr/>
+                  </pic:nvPicPr>
+                  <pic:blipFill>
+                    <a:blip r:embed="rId18"/>
+                    <a:stretch>
+                      <a:fillRect/>
+                    </a:stretch>
+                  </pic:blipFill>
+                  <pic:spPr>
+                    <a:xfrm>
+                      <a:off x="0" y="0"/>
+                      <a:ext cx="4810788" cy="3134028"/>
+                    </a:xfrm>
+                    <a:prstGeom prst="rect">
+                      <a:avLst/>
+                    </a:prstGeom>
+                  </pic:spPr>
+                </pic:pic>
+              </a:graphicData>
+            </a:graphic>
+          </wp:inline>
+        </w:drawing>
+      </w:r>
+    </w:p>
+    <w:p>
+      <w:pPr>
+        <w:rPr>
+          <w:lang w:val="es-ES"/>
+        </w:rPr>
+      </w:pPr>
+    </w:p>
+    <w:p>
+      <w:pPr>
+        <w:pStyle w:val="Ttulo1"/>
+        <w:rPr>
+          <w:lang w:val="es-ES"/>
+        </w:rPr>
+      </w:pPr>
+      <w:r>
+        <w:rPr>
+          <w:lang w:val="es-ES"/>
+        </w:rPr>
+        <w:t>Tao</w:t>
+      </w:r>
+    </w:p>
+    <w:p>
+      <w:pPr>
+        <w:rPr>
+          <w:lang w:val="es-ES"/>
+        </w:rPr>
+      </w:pPr>
+    </w:p>
+    <w:p>
+      <w:pPr>
+        <w:rPr>
+          <w:lang w:val="es-ES"/>
+        </w:rPr>
+      </w:pPr>
+      <m:oMathPara>
+        <m:oMath>
+          <m:r>
+            <w:rPr>
+              <w:rFonts w:ascii="Cambria Math" w:hAnsi="Cambria Math"/>
+              <w:sz w:val="36"/>
+              <w:lang w:val="es-ES"/>
+            </w:rPr>
+            <m:t>τ=R∙C</m:t>
+          </m:r>
+        </m:oMath>
+      </m:oMathPara>
+    </w:p>
+    <w:p>
+      <w:pPr>
+        <w:rPr>
+          <w:lang w:val="es-ES"/>
+        </w:rPr>
+      </w:pPr>
+      <w:r>
+        <w:rPr>
+          <w:lang w:val="es-ES"/>
+        </w:rPr>
+        <w:t>Tao es igual a la resistencia por el capacitor</w:t>
+      </w:r>
+      <w:r>
+        <w:rPr>
+          <w:lang w:val="es-ES"/>
+        </w:rPr>
+        <w:t>. Es el tiempo en que tarda el capacitor alcanzar e</w:t>
+      </w:r>
+      <w:r>
+        <w:rPr>
+          <w:lang w:val="es-ES"/>
+        </w:rPr>
+        <w:t>l  63,2% del valor final. En el caso de 20V el 63,2% es 12,6V.</w:t>
+      </w:r>
+    </w:p>
+    <w:p>
+      <w:pPr>
+        <w:rPr>
+          <w:lang w:val="es-ES"/>
+        </w:rPr>
+      </w:pPr>
+    </w:p>
+    <w:p>
+      <w:pPr>
+        <w:rPr>
+          <w:lang w:val="es-ES"/>
+        </w:rPr>
+      </w:pPr>
+      <w:r>
+        <w:rPr>
+          <w:lang w:val="es-ES"/>
+        </w:rPr>
+        <w:t>Reemplazando en la fórmula:</w:t>
+      </w:r>
+    </w:p>
+    <w:p>
+      <w:pPr>
+        <w:rPr>
+          <w:rFonts w:eastAsiaTheme="minorEastAsia"/>
+          <w:sz w:val="28"/>
+          <w:lang w:val="es-ES"/>
+        </w:rPr>
+      </w:pPr>
+      <m:oMathPara>
+        <m:oMath>
+          <m:sSub>
+            <m:sSubPr>
+              <m:ctrlPr>
+                <w:rPr>
+                  <w:rFonts w:ascii="Cambria Math" w:hAnsi="Cambria Math"/>
+                  <w:i/>
+                  <w:sz w:val="28"/>
+                  <w:lang w:val="es-ES"/>
+                </w:rPr>
+              </m:ctrlPr>
+            </m:sSubPr>
+            <m:e>
+              <m:r>
+                <w:rPr>
+                  <w:rFonts w:ascii="Cambria Math" w:hAnsi="Cambria Math"/>
+                  <w:sz w:val="28"/>
+                  <w:lang w:val="es-ES"/>
+                </w:rPr>
+                <m:t>U</m:t>
+              </m:r>
+            </m:e>
+            <m:sub>
+              <m:r>
+                <w:rPr>
+                  <w:rFonts w:ascii="Cambria Math" w:hAnsi="Cambria Math"/>
+                  <w:sz w:val="28"/>
+                  <w:lang w:val="es-ES"/>
+                </w:rPr>
+                <m:t>C</m:t>
+              </m:r>
+            </m:sub>
+          </m:sSub>
+          <m:r>
+            <w:rPr>
+              <w:rFonts w:ascii="Cambria Math" w:hAnsi="Cambria Math"/>
+              <w:sz w:val="28"/>
+              <w:lang w:val="es-ES"/>
+            </w:rPr>
+            <m:t>=</m:t>
+          </m:r>
+          <m:sSub>
+            <m:sSubPr>
+              <m:ctrlPr>
+                <w:rPr>
+                  <w:rFonts w:ascii="Cambria Math" w:hAnsi="Cambria Math"/>
+                  <w:i/>
+                  <w:sz w:val="28"/>
+                  <w:lang w:val="es-ES"/>
+                </w:rPr>
+              </m:ctrlPr>
+            </m:sSubPr>
+            <m:e>
+              <m:r>
+                <w:rPr>
+                  <w:rFonts w:ascii="Cambria Math" w:hAnsi="Cambria Math"/>
+                  <w:sz w:val="28"/>
+                  <w:lang w:val="es-ES"/>
+                </w:rPr>
+                <m:t>U</m:t>
+              </m:r>
+            </m:e>
+            <m:sub>
+              <m:r>
+                <w:rPr>
+                  <w:rFonts w:ascii="Cambria Math" w:hAnsi="Cambria Math"/>
+                  <w:sz w:val="28"/>
+                  <w:lang w:val="es-ES"/>
+                </w:rPr>
+                <m:t>entrada</m:t>
+              </m:r>
+            </m:sub>
+          </m:sSub>
+          <m:d>
+            <m:dPr>
+              <m:ctrlPr>
+                <w:rPr>
+                  <w:rFonts w:ascii="Cambria Math" w:hAnsi="Cambria Math"/>
+                  <w:i/>
+                  <w:sz w:val="28"/>
+                  <w:lang w:val="es-ES"/>
+                </w:rPr>
+              </m:ctrlPr>
+            </m:dPr>
+            <m:e>
+              <m:r>
+                <w:rPr>
+                  <w:rFonts w:ascii="Cambria Math" w:hAnsi="Cambria Math"/>
+                  <w:sz w:val="28"/>
+                  <w:lang w:val="es-ES"/>
+                </w:rPr>
+                <m:t>1-</m:t>
+              </m:r>
+              <m:sSup>
+                <m:sSupPr>
+                  <m:ctrlPr>
+                    <w:rPr>
+                      <w:rFonts w:ascii="Cambria Math" w:hAnsi="Cambria Math"/>
+                      <w:i/>
+                      <w:sz w:val="28"/>
+                      <w:lang w:val="es-ES"/>
+                    </w:rPr>
+                  </m:ctrlPr>
+                </m:sSupPr>
+                <m:e>
+                  <m:r>
+                    <w:rPr>
+                      <w:rFonts w:ascii="Cambria Math" w:hAnsi="Cambria Math"/>
+                      <w:sz w:val="28"/>
+                      <w:lang w:val="es-ES"/>
+                    </w:rPr>
+                    <m:t>℮</m:t>
+                  </m:r>
+                </m:e>
+                <m:sup>
+                  <m:r>
+                    <w:rPr>
+                      <w:rFonts w:ascii="Cambria Math" w:hAnsi="Cambria Math"/>
+                      <w:sz w:val="28"/>
+                      <w:lang w:val="es-ES"/>
+                    </w:rPr>
+                    <m:t>-</m:t>
+                  </m:r>
+                  <m:r>
+                    <w:rPr>
+                      <w:rFonts w:ascii="Cambria Math" w:hAnsi="Cambria Math"/>
+                      <w:sz w:val="28"/>
+                      <w:lang w:val="es-ES"/>
+                    </w:rPr>
+                    <m:t xml:space="preserve"> </m:t>
+                  </m:r>
+                  <m:f>
+                    <m:fPr>
+                      <m:ctrlPr>
+                        <w:rPr>
+                          <w:rFonts w:ascii="Cambria Math" w:hAnsi="Cambria Math"/>
+                          <w:i/>
+                          <w:sz w:val="28"/>
+                          <w:lang w:val="es-ES"/>
+                        </w:rPr>
+                      </m:ctrlPr>
+                    </m:fPr>
+                    <m:num>
+                      <m:r>
+                        <w:rPr>
+                          <w:rFonts w:ascii="Cambria Math" w:hAnsi="Cambria Math"/>
+                          <w:sz w:val="28"/>
+                          <w:lang w:val="es-ES"/>
+                        </w:rPr>
+                        <m:t>t</m:t>
+                      </m:r>
+                    </m:num>
+                    <m:den>
+                      <m:r>
+                        <w:rPr>
+                          <w:rFonts w:ascii="Cambria Math" w:hAnsi="Cambria Math"/>
+                          <w:sz w:val="28"/>
+                          <w:lang w:val="es-ES"/>
+                        </w:rPr>
+                        <m:t>R⋅C</m:t>
+                      </m:r>
+                    </m:den>
+                  </m:f>
+                </m:sup>
+              </m:sSup>
+            </m:e>
+          </m:d>
+        </m:oMath>
+      </m:oMathPara>
+    </w:p>
+    <w:p>
+      <w:pPr>
+        <w:rPr>
+          <w:rFonts w:eastAsiaTheme="minorEastAsia"/>
+          <w:sz w:val="28"/>
+          <w:lang w:val="es-ES"/>
+        </w:rPr>
+      </w:pPr>
+      <m:oMathPara>
+        <m:oMath>
+          <m:sSub>
+            <m:sSubPr>
+              <m:ctrlPr>
+                <w:rPr>
+                  <w:rFonts w:ascii="Cambria Math" w:hAnsi="Cambria Math"/>
+                  <w:i/>
+                  <w:sz w:val="28"/>
+                  <w:lang w:val="es-ES"/>
+                </w:rPr>
+              </m:ctrlPr>
+            </m:sSubPr>
+            <m:e>
+              <m:r>
+                <w:rPr>
+                  <w:rFonts w:ascii="Cambria Math" w:hAnsi="Cambria Math"/>
+                  <w:sz w:val="28"/>
+                  <w:lang w:val="es-ES"/>
+                </w:rPr>
+                <m:t>U</m:t>
+              </m:r>
+            </m:e>
+            <m:sub>
+              <m:r>
+                <w:rPr>
+                  <w:rFonts w:ascii="Cambria Math" w:hAnsi="Cambria Math"/>
+                  <w:sz w:val="28"/>
+                  <w:lang w:val="es-ES"/>
+                </w:rPr>
+                <m:t>C</m:t>
+              </m:r>
+            </m:sub>
+          </m:sSub>
+          <m:r>
+            <w:rPr>
+              <w:rFonts w:ascii="Cambria Math" w:hAnsi="Cambria Math"/>
+              <w:sz w:val="28"/>
+              <w:lang w:val="es-ES"/>
+            </w:rPr>
+            <m:t>=</m:t>
+          </m:r>
+          <m:r>
+            <w:rPr>
+              <w:rFonts w:ascii="Cambria Math" w:hAnsi="Cambria Math"/>
+              <w:sz w:val="28"/>
+              <w:lang w:val="es-ES"/>
+            </w:rPr>
+            <m:t>20V</m:t>
+          </m:r>
+          <m:d>
+            <m:dPr>
+              <m:ctrlPr>
+                <w:rPr>
+                  <w:rFonts w:ascii="Cambria Math" w:hAnsi="Cambria Math"/>
+                  <w:i/>
+                  <w:sz w:val="28"/>
+                  <w:lang w:val="es-ES"/>
+                </w:rPr>
+              </m:ctrlPr>
+            </m:dPr>
+            <m:e>
+              <m:r>
+                <w:rPr>
+                  <w:rFonts w:ascii="Cambria Math" w:hAnsi="Cambria Math"/>
+                  <w:sz w:val="28"/>
+                  <w:lang w:val="es-ES"/>
+                </w:rPr>
+                <m:t>1-</m:t>
+              </m:r>
+              <m:sSup>
+                <m:sSupPr>
+                  <m:ctrlPr>
+                    <w:rPr>
+                      <w:rFonts w:ascii="Cambria Math" w:hAnsi="Cambria Math"/>
+                      <w:i/>
+                      <w:sz w:val="28"/>
+                      <w:lang w:val="es-ES"/>
+                    </w:rPr>
+                  </m:ctrlPr>
+                </m:sSupPr>
+                <m:e>
+                  <m:r>
+                    <w:rPr>
+                      <w:rFonts w:ascii="Cambria Math" w:hAnsi="Cambria Math"/>
+                      <w:sz w:val="28"/>
+                      <w:lang w:val="es-ES"/>
+                    </w:rPr>
+                    <m:t>℮</m:t>
+                  </m:r>
+                </m:e>
+                <m:sup>
+                  <m:r>
+                    <w:rPr>
+                      <w:rFonts w:ascii="Cambria Math" w:hAnsi="Cambria Math"/>
+                      <w:sz w:val="28"/>
+                      <w:lang w:val="es-ES"/>
+                    </w:rPr>
+                    <m:t>-</m:t>
+                  </m:r>
+                  <m:r>
+                    <w:rPr>
+                      <w:rFonts w:ascii="Cambria Math" w:hAnsi="Cambria Math"/>
+                      <w:sz w:val="28"/>
+                      <w:lang w:val="es-ES"/>
+                    </w:rPr>
+                    <m:t xml:space="preserve"> </m:t>
+                  </m:r>
+                  <m:f>
+                    <m:fPr>
+                      <m:ctrlPr>
+                        <w:rPr>
+                          <w:rFonts w:ascii="Cambria Math" w:hAnsi="Cambria Math"/>
+                          <w:i/>
+                          <w:sz w:val="28"/>
+                          <w:lang w:val="es-ES"/>
+                        </w:rPr>
+                      </m:ctrlPr>
+                    </m:fPr>
+                    <m:num>
+                      <m:r>
+                        <w:rPr>
+                          <w:rFonts w:ascii="Cambria Math" w:hAnsi="Cambria Math"/>
+                          <w:sz w:val="28"/>
+                          <w:lang w:val="es-ES"/>
+                        </w:rPr>
+                        <m:t>0.1s</m:t>
+                      </m:r>
+                    </m:num>
+                    <m:den>
+                      <m:r>
+                        <w:rPr>
+                          <w:rFonts w:ascii="Cambria Math" w:hAnsi="Cambria Math"/>
+                          <w:sz w:val="28"/>
+                          <w:lang w:val="es-ES"/>
+                        </w:rPr>
+                        <m:t>0.00001F*10000 Ohms</m:t>
+                      </m:r>
+                    </m:den>
+                  </m:f>
+                </m:sup>
+              </m:sSup>
+            </m:e>
+          </m:d>
+        </m:oMath>
+      </m:oMathPara>
+    </w:p>
+    <w:p>
+      <w:pPr>
+        <w:rPr>
+          <w:rFonts w:eastAsiaTheme="minorEastAsia"/>
+          <w:sz w:val="28"/>
+          <w:lang w:val="es-ES"/>
+        </w:rPr>
+      </w:pPr>
+      <w:r>
+        <w:rPr>
+          <w:rFonts w:eastAsiaTheme="minorEastAsia"/>
+          <w:sz w:val="28"/>
+          <w:lang w:val="es-ES"/>
+        </w:rPr>
+        <w:tab/>
+      </w:r>
+      <w:r>
+        <w:rPr>
+          <w:rFonts w:eastAsiaTheme="minorEastAsia"/>
+          <w:sz w:val="28"/>
+          <w:lang w:val="es-ES"/>
+        </w:rPr>
+        <w:tab/>
+      </w:r>
+      <m:oMath>
+        <m:r>
+          <w:rPr>
+            <w:rFonts w:ascii="Cambria Math" w:hAnsi="Cambria Math"/>
+            <w:sz w:val="28"/>
+            <w:lang w:val="es-ES"/>
+          </w:rPr>
+          <w:br/>
+        </m:r>
+      </m:oMath>
+      <m:oMathPara>
+        <m:oMath>
+          <m:sSub>
+            <m:sSubPr>
+              <m:ctrlPr>
+                <w:rPr>
+                  <w:rFonts w:ascii="Cambria Math" w:hAnsi="Cambria Math"/>
+                  <w:i/>
+                  <w:sz w:val="28"/>
+                  <w:lang w:val="es-ES"/>
+                </w:rPr>
+              </m:ctrlPr>
+            </m:sSubPr>
+            <m:e>
+              <m:r>
+                <w:rPr>
+                  <w:rFonts w:ascii="Cambria Math" w:hAnsi="Cambria Math"/>
+                  <w:sz w:val="28"/>
+                  <w:lang w:val="es-ES"/>
+                </w:rPr>
+                <m:t>U</m:t>
+              </m:r>
+            </m:e>
+            <m:sub>
+              <m:r>
+                <w:rPr>
+                  <w:rFonts w:ascii="Cambria Math" w:hAnsi="Cambria Math"/>
+                  <w:sz w:val="28"/>
+                  <w:lang w:val="es-ES"/>
+                </w:rPr>
+                <m:t>C</m:t>
+              </m:r>
+            </m:sub>
+          </m:sSub>
+          <m:r>
+            <w:rPr>
+              <w:rFonts w:ascii="Cambria Math" w:hAnsi="Cambria Math"/>
+              <w:sz w:val="28"/>
+              <w:lang w:val="es-ES"/>
+            </w:rPr>
+            <m:t>=</m:t>
+          </m:r>
+          <m:sSub>
+            <m:sSubPr>
+              <m:ctrlPr>
+                <w:rPr>
+                  <w:rFonts w:ascii="Cambria Math" w:hAnsi="Cambria Math"/>
+                  <w:i/>
+                  <w:sz w:val="28"/>
+                  <w:lang w:val="es-ES"/>
+                </w:rPr>
+              </m:ctrlPr>
+            </m:sSubPr>
+            <m:e>
+              <m:r>
+                <w:rPr>
+                  <w:rFonts w:ascii="Cambria Math" w:hAnsi="Cambria Math"/>
+                  <w:sz w:val="28"/>
+                  <w:lang w:val="es-ES"/>
+                </w:rPr>
+                <m:t>U</m:t>
+              </m:r>
+            </m:e>
+            <m:sub>
+              <m:r>
+                <w:rPr>
+                  <w:rFonts w:ascii="Cambria Math" w:hAnsi="Cambria Math"/>
+                  <w:sz w:val="28"/>
+                  <w:lang w:val="es-ES"/>
+                </w:rPr>
+                <m:t>entrada</m:t>
+              </m:r>
+            </m:sub>
+          </m:sSub>
+          <m:d>
+            <m:dPr>
+              <m:ctrlPr>
+                <w:rPr>
+                  <w:rFonts w:ascii="Cambria Math" w:hAnsi="Cambria Math"/>
+                  <w:i/>
+                  <w:sz w:val="28"/>
+                  <w:lang w:val="es-ES"/>
+                </w:rPr>
+              </m:ctrlPr>
+            </m:dPr>
+            <m:e>
+              <m:r>
+                <w:rPr>
+                  <w:rFonts w:ascii="Cambria Math" w:hAnsi="Cambria Math"/>
+                  <w:sz w:val="28"/>
+                  <w:lang w:val="es-ES"/>
+                </w:rPr>
+                <m:t>1-</m:t>
+              </m:r>
+              <m:sSup>
+                <m:sSupPr>
+                  <m:ctrlPr>
+                    <w:rPr>
+                      <w:rFonts w:ascii="Cambria Math" w:hAnsi="Cambria Math"/>
+                      <w:i/>
+                      <w:sz w:val="28"/>
+                      <w:lang w:val="es-ES"/>
+                    </w:rPr>
+                  </m:ctrlPr>
+                </m:sSupPr>
+                <m:e>
+                  <m:r>
+                    <w:rPr>
+                      <w:rFonts w:ascii="Cambria Math" w:hAnsi="Cambria Math"/>
+                      <w:sz w:val="28"/>
+                      <w:lang w:val="es-ES"/>
+                    </w:rPr>
+                    <m:t>℮</m:t>
+                  </m:r>
+                </m:e>
+                <m:sup>
+                  <m:r>
+                    <w:rPr>
+                      <w:rFonts w:ascii="Cambria Math" w:hAnsi="Cambria Math"/>
+                      <w:sz w:val="28"/>
+                      <w:lang w:val="es-ES"/>
+                    </w:rPr>
+                    <m:t>-</m:t>
+                  </m:r>
+                  <m:r>
+                    <w:rPr>
+                      <w:rFonts w:ascii="Cambria Math" w:hAnsi="Cambria Math"/>
+                      <w:sz w:val="28"/>
+                      <w:lang w:val="es-ES"/>
+                    </w:rPr>
+                    <m:t xml:space="preserve"> </m:t>
+                  </m:r>
+                  <m:f>
+                    <m:fPr>
+                      <m:ctrlPr>
+                        <w:rPr>
+                          <w:rFonts w:ascii="Cambria Math" w:hAnsi="Cambria Math"/>
+                          <w:i/>
+                          <w:sz w:val="28"/>
+                          <w:lang w:val="es-ES"/>
+                        </w:rPr>
+                      </m:ctrlPr>
+                    </m:fPr>
+                    <m:num>
+                      <m:r>
+                        <w:rPr>
+                          <w:rFonts w:ascii="Cambria Math" w:hAnsi="Cambria Math"/>
+                          <w:sz w:val="28"/>
+                          <w:lang w:val="es-ES"/>
+                        </w:rPr>
+                        <m:t>τ</m:t>
+                      </m:r>
+                    </m:num>
+                    <m:den>
+                      <m:r>
+                        <w:rPr>
+                          <w:rFonts w:ascii="Cambria Math" w:hAnsi="Cambria Math"/>
+                          <w:sz w:val="28"/>
+                          <w:lang w:val="es-ES"/>
+                        </w:rPr>
+                        <m:t>τ</m:t>
+                      </m:r>
+                    </m:den>
+                  </m:f>
+                </m:sup>
+              </m:sSup>
+            </m:e>
+          </m:d>
+        </m:oMath>
+      </m:oMathPara>
+    </w:p>
+    <w:p>
+      <w:pPr>
+        <w:rPr>
+          <w:rFonts w:eastAsiaTheme="minorEastAsia"/>
+          <w:sz w:val="28"/>
+          <w:lang w:val="es-ES"/>
+        </w:rPr>
+      </w:pPr>
+      <m:oMathPara>
+        <m:oMath>
+          <m:sSub>
+            <m:sSubPr>
+              <m:ctrlPr>
+                <w:rPr>
+                  <w:rFonts w:ascii="Cambria Math" w:hAnsi="Cambria Math"/>
+                  <w:i/>
+                  <w:sz w:val="28"/>
+                  <w:lang w:val="es-ES"/>
+                </w:rPr>
+              </m:ctrlPr>
+            </m:sSubPr>
+            <m:e>
+              <m:r>
+                <w:rPr>
+                  <w:rFonts w:ascii="Cambria Math" w:hAnsi="Cambria Math"/>
+                  <w:sz w:val="28"/>
+                  <w:lang w:val="es-ES"/>
+                </w:rPr>
+                <m:t>U</m:t>
+              </m:r>
+            </m:e>
+            <m:sub>
+              <m:r>
+                <w:rPr>
+                  <w:rFonts w:ascii="Cambria Math" w:hAnsi="Cambria Math"/>
+                  <w:sz w:val="28"/>
+                  <w:lang w:val="es-ES"/>
+                </w:rPr>
+                <m:t>C</m:t>
+              </m:r>
+            </m:sub>
+          </m:sSub>
+          <m:r>
+            <w:rPr>
+              <w:rFonts w:ascii="Cambria Math" w:hAnsi="Cambria Math"/>
+              <w:sz w:val="28"/>
+              <w:lang w:val="es-ES"/>
+            </w:rPr>
+            <m:t>=</m:t>
+          </m:r>
+          <m:r>
+            <w:rPr>
+              <w:rFonts w:ascii="Cambria Math" w:hAnsi="Cambria Math"/>
+              <w:sz w:val="28"/>
+              <w:lang w:val="es-ES"/>
+            </w:rPr>
+            <m:t>12,6V</m:t>
+          </m:r>
+        </m:oMath>
+      </m:oMathPara>
+    </w:p>
+    <w:p>
+      <w:pPr>
+        <w:rPr>
+          <w:rFonts w:eastAsiaTheme="minorEastAsia"/>
+          <w:sz w:val="28"/>
+          <w:lang w:val="es-ES"/>
+        </w:rPr>
+      </w:pPr>
+    </w:p>
+    <w:p>
+      <w:pPr>
+        <w:rPr>
+          <w:rFonts w:eastAsiaTheme="minorEastAsia"/>
+          <w:sz w:val="28"/>
+          <w:lang w:val="es-ES"/>
+        </w:rPr>
+      </w:pPr>
+    </w:p>
+    <w:p>
+      <w:pPr>
+        <w:rPr>
+          <w:lang w:val="es-ES"/>
+        </w:rPr>
+      </w:pPr>
+    </w:p>
+    <w:p>
+      <w:pPr>
+        <w:rPr>
+          <w:lang w:val="es-ES"/>
+        </w:rPr>
+      </w:pPr>
+    </w:p>
+    <w:p>
+      <w:pPr>
+        <w:rPr>
+          <w:lang w:val="es-ES"/>
+        </w:rPr>
+      </w:pPr>
+      <w:r>
+        <w:rPr>
+          <w:lang w:val="es-ES"/>
+        </w:rPr>
+        <w:lastRenderedPageBreak/>
+        <w:t>2</w:t>
+      </w:r>
+      <w:r>
+        <w:rPr>
+          <w:lang w:val="es-ES"/>
+        </w:rPr>
+        <w:t xml:space="preserve"> veces </w:t>
+      </w:r>
+      <w:r>
+        <w:rPr>
+          <w:lang w:val="es-ES"/>
+        </w:rPr>
+        <w:t>Tao es el 86,4%</w:t>
+      </w:r>
+      <w:r>
+        <w:rPr>
+          <w:lang w:val="es-ES"/>
+        </w:rPr>
+        <w:t>. De 20V el 86,4% es 17,3V</w:t>
+      </w:r>
+    </w:p>
+    <w:p>
+      <w:pPr>
+        <w:rPr>
+          <w:lang w:val="es-ES"/>
+        </w:rPr>
+      </w:pPr>
+      <w:r>
+        <w:rPr>
+          <w:lang w:val="es-ES"/>
+        </w:rPr>
+        <w:t xml:space="preserve">3 veces </w:t>
+      </w:r>
+      <w:r>
+        <w:rPr>
+          <w:lang w:val="es-ES"/>
+        </w:rPr>
+        <w:t xml:space="preserve">Tao </w:t>
+      </w:r>
+      <w:r>
+        <w:rPr>
+          <w:lang w:val="es-ES"/>
+        </w:rPr>
+        <w:t xml:space="preserve">segundos </w:t>
+      </w:r>
+      <w:r>
+        <w:rPr>
+          <w:lang w:val="es-ES"/>
+        </w:rPr>
+        <w:t>es el</w:t>
+      </w:r>
+      <w:r>
+        <w:rPr>
+          <w:lang w:val="es-ES"/>
+        </w:rPr>
+        <w:t xml:space="preserve"> 95%. De 20V el 95% es 19V</w:t>
+      </w:r>
+    </w:p>
+    <w:p>
+      <w:pPr>
+        <w:rPr>
+          <w:lang w:val="es-ES"/>
+        </w:rPr>
+      </w:pPr>
+      <w:r>
+        <w:rPr>
+          <w:lang w:val="es-ES"/>
+        </w:rPr>
+        <w:t>En la siguiente figura pueden verses los puntos A, B y C que corresponden a 1Tao de tiempo, a 2Tao y a 3Tao. Fíjense que como Tao=0.00001*10000=0.1s  los puntos están separados 0.1segundos uno de otro.</w:t>
+      </w:r>
+    </w:p>
+    <w:p>
+      <w:pPr>
+        <w:rPr>
+          <w:lang w:val="es-ES"/>
+        </w:rPr>
+      </w:pPr>
+      <w:r>
+        <w:rPr>
+          <w:noProof/>
+          <w:lang w:eastAsia="es-AR"/>
+        </w:rPr>
+        <w:drawing>
+          <wp:inline distT="0" distB="0" distL="0" distR="0" wp14:anchorId="6CDDDFF4" wp14:editId="42EE7D50">
+            <wp:extent cx="5191125" cy="4600575"/>
+            <wp:effectExtent l="0" t="0" r="9525" b="9525"/>
+            <wp:docPr id="15" name="Imagen 15"/>
+            <wp:cNvGraphicFramePr>
+              <a:graphicFrameLocks xmlns:a="http://schemas.openxmlformats.org/drawingml/2006/main" noChangeAspect="1"/>
+            </wp:cNvGraphicFramePr>
+            <a:graphic xmlns:a="http://schemas.openxmlformats.org/drawingml/2006/main">
+              <a:graphicData uri="http://schemas.openxmlformats.org/drawingml/2006/picture">
+                <pic:pic xmlns:pic="http://schemas.openxmlformats.org/drawingml/2006/picture">
+                  <pic:nvPicPr>
+                    <pic:cNvPr id="1" name=""/>
+                    <pic:cNvPicPr/>
+                  </pic:nvPicPr>
+                  <pic:blipFill>
+                    <a:blip r:embed="rId19"/>
+                    <a:stretch>
+                      <a:fillRect/>
+                    </a:stretch>
+                  </pic:blipFill>
+                  <pic:spPr>
+                    <a:xfrm>
+                      <a:off x="0" y="0"/>
+                      <a:ext cx="5191125" cy="4600575"/>
+                    </a:xfrm>
+                    <a:prstGeom prst="rect">
+                      <a:avLst/>
+                    </a:prstGeom>
+                  </pic:spPr>
+                </pic:pic>
+              </a:graphicData>
+            </a:graphic>
+          </wp:inline>
+        </w:drawing>
+      </w:r>
+      <w:r>
+        <w:rPr>
+          <w:lang w:val="es-ES"/>
+        </w:rPr>
+        <w:t xml:space="preserve"> </w:t>
+      </w:r>
+    </w:p>
+    <w:p>
+      <w:pPr>
+        <w:rPr>
+          <w:lang w:val="es-ES"/>
+        </w:rPr>
+      </w:pPr>
+      <w:r>
+        <w:rPr>
+          <w:lang w:val="es-ES"/>
+        </w:rPr>
+        <w:t xml:space="preserve">Entonces Tao representa el 63,2% de la variación de tensión en el capacitor cuando cambia su tensión. </w:t>
+      </w:r>
     </w:p>
     <w:sectPr>
       <w:pgSz w:w="11906" w:h="16838"/>
@@ -1994,7 +3983,7 @@
 </file>
 
 <file path=customXml/itemProps1.xml><?xml version="1.0" encoding="utf-8"?>
-<ds:datastoreItem xmlns:ds="http://schemas.openxmlformats.org/officeDocument/2006/customXml" ds:itemID="{5E4A986F-085E-46AB-91B7-DF4820003EA6}">
+<ds:datastoreItem xmlns:ds="http://schemas.openxmlformats.org/officeDocument/2006/customXml" ds:itemID="{AAF27553-832F-4B98-A5D1-48E10F60449D}">
   <ds:schemaRefs>
     <ds:schemaRef ds:uri="http://schemas.openxmlformats.org/officeDocument/2006/bibliography"/>
   </ds:schemaRefs>
